--- a/Summary Report-Marcelino Sutanto.docx
+++ b/Summary Report-Marcelino Sutanto.docx
@@ -492,21 +492,45 @@
           <w:rFonts w:ascii="Times New Roman" w:eastAsia="Arial" w:hAnsi="Times New Roman"/>
           <w:bCs/>
         </w:rPr>
-        <w:t xml:space="preserve"> created using python in Jupyter notebook (source</w:t>
-      </w:r>
-      <w:r>
-        <w:rPr>
-          <w:rFonts w:ascii="Times New Roman" w:eastAsia="Arial" w:hAnsi="Times New Roman"/>
-          <w:bCs/>
-        </w:rPr>
-        <w:t xml:space="preserve"> to be added</w:t>
-      </w:r>
-      <w:r>
-        <w:rPr>
-          <w:rFonts w:ascii="Times New Roman" w:eastAsia="Arial" w:hAnsi="Times New Roman"/>
-          <w:bCs/>
-        </w:rPr>
-        <w:t xml:space="preserve">) and I used </w:t>
+        <w:t xml:space="preserve"> created using in Jupyter notebook</w:t>
+      </w:r>
+      <w:r>
+        <w:rPr>
+          <w:rFonts w:ascii="Times New Roman" w:eastAsia="Arial" w:hAnsi="Times New Roman"/>
+          <w:bCs/>
+        </w:rPr>
+        <w:t xml:space="preserve"> </w:t>
+      </w:r>
+      <w:r>
+        <w:rPr>
+          <w:rFonts w:ascii="Times New Roman" w:eastAsia="Arial" w:hAnsi="Times New Roman"/>
+          <w:bCs/>
+        </w:rPr>
+        <w:t>(</w:t>
+      </w:r>
+      <w:hyperlink r:id="rId11" w:history="1">
+        <w:r>
+          <w:rPr>
+            <w:rStyle w:val="Hyperlink"/>
+            <w:rFonts w:ascii="Times New Roman" w:eastAsia="Arial" w:hAnsi="Times New Roman"/>
+            <w:bCs/>
+          </w:rPr>
+          <w:t>https://github.com/Marcelino2004/SC4024-Data-Visualization</w:t>
+        </w:r>
+      </w:hyperlink>
+      <w:r>
+        <w:rPr>
+          <w:rFonts w:ascii="Times New Roman" w:eastAsia="Arial" w:hAnsi="Times New Roman"/>
+          <w:bCs/>
+        </w:rPr>
+        <w:t xml:space="preserve">) </w:t>
+      </w:r>
+      <w:r>
+        <w:rPr>
+          <w:rFonts w:ascii="Times New Roman" w:eastAsia="Arial" w:hAnsi="Times New Roman"/>
+          <w:bCs/>
+        </w:rPr>
+        <w:t xml:space="preserve">and </w:t>
       </w:r>
       <w:r>
         <w:rPr>
@@ -527,6 +551,13 @@
           <w:rFonts w:ascii="Times New Roman" w:eastAsia="Arial" w:hAnsi="Times New Roman"/>
           <w:bCs/>
         </w:rPr>
+        <w:t xml:space="preserve"> used were</w:t>
+      </w:r>
+      <w:r>
+        <w:rPr>
+          <w:rFonts w:ascii="Times New Roman" w:eastAsia="Arial" w:hAnsi="Times New Roman"/>
+          <w:bCs/>
+        </w:rPr>
         <w:t xml:space="preserve">: </w:t>
       </w:r>
       <w:r>
@@ -550,12 +581,21 @@
         </w:rPr>
         <w:t xml:space="preserve"> and </w:t>
       </w:r>
-      <w:r>
-        <w:rPr>
-          <w:rFonts w:ascii="Times New Roman" w:eastAsia="Arial" w:hAnsi="Times New Roman"/>
-          <w:bCs/>
-        </w:rPr>
-        <w:t xml:space="preserve">plotly. </w:t>
+      <w:proofErr w:type="spellStart"/>
+      <w:r>
+        <w:rPr>
+          <w:rFonts w:ascii="Times New Roman" w:eastAsia="Arial" w:hAnsi="Times New Roman"/>
+          <w:bCs/>
+        </w:rPr>
+        <w:t>plotly</w:t>
+      </w:r>
+      <w:proofErr w:type="spellEnd"/>
+      <w:r>
+        <w:rPr>
+          <w:rFonts w:ascii="Times New Roman" w:eastAsia="Arial" w:hAnsi="Times New Roman"/>
+          <w:bCs/>
+        </w:rPr>
+        <w:t xml:space="preserve">. </w:t>
       </w:r>
     </w:p>
     <w:p>
@@ -671,7 +711,6 @@
         <w:t xml:space="preserve">ere mostly in the bar race chart (mentioned above in novelty) as it was the first time I did it. Updating the range of x and the frames and transition is quite difficult as the animation looks very clunky at first and requires a lot of tuning. The dual-axis chart also created a visual distortion at first and requires matplotlib’s </w:t>
       </w:r>
       <w:proofErr w:type="spellStart"/>
-      <w:proofErr w:type="gramStart"/>
       <w:r>
         <w:rPr>
           <w:rFonts w:ascii="Times New Roman" w:eastAsia="Arial" w:hAnsi="Times New Roman"/>
@@ -685,15 +724,7 @@
           <w:rFonts w:ascii="Times New Roman" w:eastAsia="Arial" w:hAnsi="Times New Roman"/>
           <w:bCs/>
         </w:rPr>
-        <w:t>(</w:t>
-      </w:r>
-      <w:proofErr w:type="gramEnd"/>
-      <w:r>
-        <w:rPr>
-          <w:rFonts w:ascii="Times New Roman" w:eastAsia="Arial" w:hAnsi="Times New Roman"/>
-          <w:bCs/>
-        </w:rPr>
-        <w:t xml:space="preserve">) to create independent y-axis for the 2 different categories. </w:t>
+        <w:t xml:space="preserve">() to create independent y-axis for the 2 different categories. </w:t>
       </w:r>
     </w:p>
     <w:p>
@@ -756,7 +787,7 @@
         </w:rPr>
         <w:t>Compact version of the UN World Population Prospects 2024 dataset (</w:t>
       </w:r>
-      <w:hyperlink r:id="rId11" w:history="1">
+      <w:hyperlink r:id="rId12" w:history="1">
         <w:r>
           <w:rPr>
             <w:rStyle w:val="Hyperlink"/>
@@ -813,21 +844,7 @@
         <w:rPr>
           <w:rFonts w:ascii="Times New Roman" w:hAnsi="Times New Roman"/>
         </w:rPr>
-        <w:t xml:space="preserve">Our World in Data’s “Population of young, </w:t>
-      </w:r>
-      <w:proofErr w:type="gramStart"/>
-      <w:r>
-        <w:rPr>
-          <w:rFonts w:ascii="Times New Roman" w:hAnsi="Times New Roman"/>
-        </w:rPr>
-        <w:t>working-age</w:t>
-      </w:r>
-      <w:proofErr w:type="gramEnd"/>
-      <w:r>
-        <w:rPr>
-          <w:rFonts w:ascii="Times New Roman" w:hAnsi="Times New Roman"/>
-        </w:rPr>
-        <w:t xml:space="preserve"> and elderly” dataset (https://ourworldindata.org/grapher/population-young-working-elderly)</w:t>
+        <w:t>Our World in Data’s “Population of young, working-age and elderly” dataset (https://ourworldindata.org/grapher/population-young-working-elderly)</w:t>
       </w:r>
     </w:p>
     <w:p>
@@ -887,7 +904,7 @@
         </w:rPr>
         <w:lastRenderedPageBreak/>
         <w:pict w14:anchorId="5007830C">
-          <v:rect id="_x0000_s2052" style="position:absolute;left:0;text-align:left;margin-left:227.2pt;margin-top:19.35pt;width:282.25pt;height:157.1pt;z-index:-7"/>
+          <v:rect id="_x0000_s2052" style="position:absolute;left:0;text-align:left;margin-left:227.2pt;margin-top:19.35pt;width:282.25pt;height:157.1pt;z-index:-6"/>
         </w:pict>
       </w:r>
       <w:r>
@@ -900,7 +917,7 @@
           <w:szCs w:val="24"/>
         </w:rPr>
         <w:pict w14:anchorId="17A0C01F">
-          <v:rect id="_x0000_s2051" style="position:absolute;left:0;text-align:left;margin-left:-2.25pt;margin-top:19.35pt;width:229.05pt;height:157.1pt;z-index:-8"/>
+          <v:rect id="_x0000_s2051" style="position:absolute;left:0;text-align:left;margin-left:-2.25pt;margin-top:19.35pt;width:229.05pt;height:157.1pt;z-index:-7"/>
         </w:pict>
       </w:r>
       <w:r>
@@ -950,48 +967,23 @@
             <v:path o:extrusionok="f" gradientshapeok="t" o:connecttype="rect"/>
             <o:lock v:ext="edit" aspectratio="t"/>
           </v:shapetype>
-          <v:shape id="Picture 8" o:spid="_x0000_i1175" type="#_x0000_t75" style="width:224.3pt;height:136.5pt;visibility:visible;mso-wrap-style:square">
-            <v:imagedata r:id="rId12" o:title=""/>
-          </v:shape>
-        </w:pict>
-      </w:r>
-      <w:r>
-        <w:rPr>
-          <w:noProof/>
-        </w:rPr>
-        <w:t xml:space="preserve"> </w:t>
-      </w:r>
-      <w:r>
-        <w:rPr>
-          <w:noProof/>
-        </w:rPr>
-        <w:t xml:space="preserve">  </w:t>
-      </w:r>
-      <w:r>
-        <w:rPr>
-          <w:rFonts w:ascii="Times New Roman" w:eastAsia="Arial" w:hAnsi="Times New Roman"/>
-          <w:noProof/>
-          <w:color w:val="000000"/>
-          <w:sz w:val="24"/>
-          <w:szCs w:val="24"/>
-        </w:rPr>
-        <w:pict w14:anchorId="377A841F">
-          <v:shape id="_x0000_i1170" type="#_x0000_t75" style="width:258.05pt;height:86.15pt;visibility:visible;mso-wrap-style:square">
+          <v:shape id="Picture 8" o:spid="_x0000_i1025" type="#_x0000_t75" style="width:224.3pt;height:136.5pt;visibility:visible;mso-wrap-style:square">
             <v:imagedata r:id="rId13" o:title=""/>
           </v:shape>
         </w:pict>
       </w:r>
-    </w:p>
-    <w:p>
-      <w:pPr>
-        <w:spacing w:after="120" w:line="240" w:lineRule="auto"/>
-        <w:jc w:val="both"/>
-        <w:rPr>
-          <w:rFonts w:ascii="Times New Roman" w:eastAsia="Arial" w:hAnsi="Times New Roman"/>
-          <w:noProof/>
-          <w:color w:val="000000"/>
-        </w:rPr>
-      </w:pPr>
+      <w:r>
+        <w:rPr>
+          <w:noProof/>
+        </w:rPr>
+        <w:t xml:space="preserve"> </w:t>
+      </w:r>
+      <w:r>
+        <w:rPr>
+          <w:noProof/>
+        </w:rPr>
+        <w:t xml:space="preserve">  </w:t>
+      </w:r>
       <w:r>
         <w:rPr>
           <w:rFonts w:ascii="Times New Roman" w:eastAsia="Arial" w:hAnsi="Times New Roman"/>
@@ -1000,133 +992,23 @@
           <w:sz w:val="24"/>
           <w:szCs w:val="24"/>
         </w:rPr>
-        <w:pict w14:anchorId="632F1067">
-          <v:rect id="_x0000_s2055" style="position:absolute;left:0;text-align:left;margin-left:255.7pt;margin-top:13.85pt;width:253.75pt;height:175.15pt;z-index:-6"/>
-        </w:pict>
-      </w:r>
-      <w:r>
-        <w:rPr>
-          <w:rFonts w:ascii="Times New Roman" w:eastAsia="Arial" w:hAnsi="Times New Roman"/>
-          <w:noProof/>
-          <w:color w:val="000000"/>
-          <w:sz w:val="24"/>
-          <w:szCs w:val="24"/>
-        </w:rPr>
-        <w:pict w14:anchorId="3D95DD72">
-          <v:rect id="_x0000_s2053" style="position:absolute;left:0;text-align:left;margin-left:-2.25pt;margin-top:13.85pt;width:258.35pt;height:175.15pt;z-index:-5"/>
-        </w:pict>
-      </w:r>
-      <w:r>
-        <w:rPr>
-          <w:rFonts w:ascii="Times New Roman" w:eastAsia="Arial" w:hAnsi="Times New Roman"/>
-          <w:noProof/>
-          <w:color w:val="000000"/>
-          <w:sz w:val="24"/>
-          <w:szCs w:val="24"/>
-        </w:rPr>
-        <w:tab/>
-      </w:r>
-      <w:r>
-        <w:rPr>
-          <w:rFonts w:ascii="Times New Roman" w:eastAsia="Arial" w:hAnsi="Times New Roman"/>
-          <w:noProof/>
-          <w:color w:val="000000"/>
-          <w:sz w:val="24"/>
-          <w:szCs w:val="24"/>
-        </w:rPr>
-        <w:tab/>
-        <w:t xml:space="preserve">      </w:t>
-      </w:r>
-      <w:r>
-        <w:rPr>
-          <w:rFonts w:ascii="Times New Roman" w:eastAsia="Arial" w:hAnsi="Times New Roman"/>
-          <w:noProof/>
-          <w:color w:val="000000"/>
-        </w:rPr>
-        <w:t>Figure 1</w:t>
-      </w:r>
-      <w:r>
-        <w:rPr>
-          <w:rFonts w:ascii="Times New Roman" w:eastAsia="Arial" w:hAnsi="Times New Roman"/>
-          <w:noProof/>
-          <w:color w:val="000000"/>
-        </w:rPr>
-        <w:tab/>
-      </w:r>
-      <w:r>
-        <w:rPr>
-          <w:rFonts w:ascii="Times New Roman" w:eastAsia="Arial" w:hAnsi="Times New Roman"/>
-          <w:noProof/>
-          <w:color w:val="000000"/>
-        </w:rPr>
-        <w:tab/>
-      </w:r>
-      <w:r>
-        <w:rPr>
-          <w:rFonts w:ascii="Times New Roman" w:eastAsia="Arial" w:hAnsi="Times New Roman"/>
-          <w:noProof/>
-          <w:color w:val="000000"/>
-        </w:rPr>
-        <w:tab/>
-      </w:r>
-      <w:r>
-        <w:rPr>
-          <w:rFonts w:ascii="Times New Roman" w:eastAsia="Arial" w:hAnsi="Times New Roman"/>
-          <w:noProof/>
-          <w:color w:val="000000"/>
-        </w:rPr>
-        <w:tab/>
-      </w:r>
-      <w:r>
-        <w:rPr>
-          <w:rFonts w:ascii="Times New Roman" w:eastAsia="Arial" w:hAnsi="Times New Roman"/>
-          <w:noProof/>
-          <w:color w:val="000000"/>
-        </w:rPr>
-        <w:tab/>
-      </w:r>
-      <w:r>
-        <w:rPr>
-          <w:rFonts w:ascii="Times New Roman" w:eastAsia="Arial" w:hAnsi="Times New Roman"/>
-          <w:noProof/>
-          <w:color w:val="000000"/>
-        </w:rPr>
-        <w:tab/>
-        <w:t xml:space="preserve">        Figure 2</w:t>
-      </w:r>
-    </w:p>
-    <w:p>
-      <w:pPr>
-        <w:spacing w:after="120" w:line="240" w:lineRule="auto"/>
-        <w:jc w:val="both"/>
-        <w:rPr>
-          <w:rFonts w:ascii="Times New Roman" w:eastAsia="Arial" w:hAnsi="Times New Roman"/>
-          <w:noProof/>
-          <w:color w:val="000000"/>
-          <w:sz w:val="24"/>
-          <w:szCs w:val="24"/>
-        </w:rPr>
-      </w:pPr>
-      <w:r>
-        <w:rPr>
-          <w:rFonts w:ascii="Times New Roman" w:eastAsia="Arial" w:hAnsi="Times New Roman"/>
-          <w:noProof/>
-          <w:color w:val="000000"/>
-          <w:sz w:val="24"/>
-          <w:szCs w:val="24"/>
-        </w:rPr>
-        <w:pict w14:anchorId="3D272DC2">
-          <v:shape id="Picture 1" o:spid="_x0000_i1049" type="#_x0000_t75" style="width:255.55pt;height:150.25pt;visibility:visible;mso-wrap-style:square">
+        <w:pict w14:anchorId="377A841F">
+          <v:shape id="_x0000_i1026" type="#_x0000_t75" style="width:258.05pt;height:86.15pt;visibility:visible;mso-wrap-style:square">
             <v:imagedata r:id="rId14" o:title=""/>
           </v:shape>
         </w:pict>
       </w:r>
-      <w:r>
-        <w:rPr>
-          <w:noProof/>
-        </w:rPr>
-        <w:t xml:space="preserve"> </w:t>
-      </w:r>
+    </w:p>
+    <w:p>
+      <w:pPr>
+        <w:spacing w:after="120" w:line="240" w:lineRule="auto"/>
+        <w:jc w:val="both"/>
+        <w:rPr>
+          <w:rFonts w:ascii="Times New Roman" w:eastAsia="Arial" w:hAnsi="Times New Roman"/>
+          <w:noProof/>
+          <w:color w:val="000000"/>
+        </w:rPr>
+      </w:pPr>
       <w:r>
         <w:rPr>
           <w:rFonts w:ascii="Times New Roman" w:eastAsia="Arial" w:hAnsi="Times New Roman"/>
@@ -1135,23 +1017,133 @@
           <w:sz w:val="24"/>
           <w:szCs w:val="24"/>
         </w:rPr>
-        <w:pict w14:anchorId="11358254">
-          <v:shape id="_x0000_i1089" type="#_x0000_t75" style="width:235.15pt;height:2in;visibility:visible;mso-wrap-style:square">
+        <w:pict w14:anchorId="632F1067">
+          <v:rect id="_x0000_s2055" style="position:absolute;left:0;text-align:left;margin-left:255.7pt;margin-top:13.85pt;width:253.75pt;height:175.15pt;z-index:-5"/>
+        </w:pict>
+      </w:r>
+      <w:r>
+        <w:rPr>
+          <w:rFonts w:ascii="Times New Roman" w:eastAsia="Arial" w:hAnsi="Times New Roman"/>
+          <w:noProof/>
+          <w:color w:val="000000"/>
+          <w:sz w:val="24"/>
+          <w:szCs w:val="24"/>
+        </w:rPr>
+        <w:pict w14:anchorId="3D95DD72">
+          <v:rect id="_x0000_s2053" style="position:absolute;left:0;text-align:left;margin-left:-2.25pt;margin-top:13.85pt;width:258.35pt;height:175.15pt;z-index:-4"/>
+        </w:pict>
+      </w:r>
+      <w:r>
+        <w:rPr>
+          <w:rFonts w:ascii="Times New Roman" w:eastAsia="Arial" w:hAnsi="Times New Roman"/>
+          <w:noProof/>
+          <w:color w:val="000000"/>
+          <w:sz w:val="24"/>
+          <w:szCs w:val="24"/>
+        </w:rPr>
+        <w:tab/>
+      </w:r>
+      <w:r>
+        <w:rPr>
+          <w:rFonts w:ascii="Times New Roman" w:eastAsia="Arial" w:hAnsi="Times New Roman"/>
+          <w:noProof/>
+          <w:color w:val="000000"/>
+          <w:sz w:val="24"/>
+          <w:szCs w:val="24"/>
+        </w:rPr>
+        <w:tab/>
+        <w:t xml:space="preserve">      </w:t>
+      </w:r>
+      <w:r>
+        <w:rPr>
+          <w:rFonts w:ascii="Times New Roman" w:eastAsia="Arial" w:hAnsi="Times New Roman"/>
+          <w:noProof/>
+          <w:color w:val="000000"/>
+        </w:rPr>
+        <w:t>Figure 1</w:t>
+      </w:r>
+      <w:r>
+        <w:rPr>
+          <w:rFonts w:ascii="Times New Roman" w:eastAsia="Arial" w:hAnsi="Times New Roman"/>
+          <w:noProof/>
+          <w:color w:val="000000"/>
+        </w:rPr>
+        <w:tab/>
+      </w:r>
+      <w:r>
+        <w:rPr>
+          <w:rFonts w:ascii="Times New Roman" w:eastAsia="Arial" w:hAnsi="Times New Roman"/>
+          <w:noProof/>
+          <w:color w:val="000000"/>
+        </w:rPr>
+        <w:tab/>
+      </w:r>
+      <w:r>
+        <w:rPr>
+          <w:rFonts w:ascii="Times New Roman" w:eastAsia="Arial" w:hAnsi="Times New Roman"/>
+          <w:noProof/>
+          <w:color w:val="000000"/>
+        </w:rPr>
+        <w:tab/>
+      </w:r>
+      <w:r>
+        <w:rPr>
+          <w:rFonts w:ascii="Times New Roman" w:eastAsia="Arial" w:hAnsi="Times New Roman"/>
+          <w:noProof/>
+          <w:color w:val="000000"/>
+        </w:rPr>
+        <w:tab/>
+      </w:r>
+      <w:r>
+        <w:rPr>
+          <w:rFonts w:ascii="Times New Roman" w:eastAsia="Arial" w:hAnsi="Times New Roman"/>
+          <w:noProof/>
+          <w:color w:val="000000"/>
+        </w:rPr>
+        <w:tab/>
+      </w:r>
+      <w:r>
+        <w:rPr>
+          <w:rFonts w:ascii="Times New Roman" w:eastAsia="Arial" w:hAnsi="Times New Roman"/>
+          <w:noProof/>
+          <w:color w:val="000000"/>
+        </w:rPr>
+        <w:tab/>
+        <w:t xml:space="preserve">        Figure 2</w:t>
+      </w:r>
+    </w:p>
+    <w:p>
+      <w:pPr>
+        <w:spacing w:after="120" w:line="240" w:lineRule="auto"/>
+        <w:jc w:val="both"/>
+        <w:rPr>
+          <w:rFonts w:ascii="Times New Roman" w:eastAsia="Arial" w:hAnsi="Times New Roman"/>
+          <w:noProof/>
+          <w:color w:val="000000"/>
+          <w:sz w:val="24"/>
+          <w:szCs w:val="24"/>
+        </w:rPr>
+      </w:pPr>
+      <w:r>
+        <w:rPr>
+          <w:rFonts w:ascii="Times New Roman" w:eastAsia="Arial" w:hAnsi="Times New Roman"/>
+          <w:noProof/>
+          <w:color w:val="000000"/>
+          <w:sz w:val="24"/>
+          <w:szCs w:val="24"/>
+        </w:rPr>
+        <w:pict w14:anchorId="3D272DC2">
+          <v:shape id="Picture 1" o:spid="_x0000_i1027" type="#_x0000_t75" style="width:255.55pt;height:150.25pt;visibility:visible;mso-wrap-style:square">
             <v:imagedata r:id="rId15" o:title=""/>
           </v:shape>
         </w:pict>
       </w:r>
-    </w:p>
-    <w:p>
-      <w:pPr>
-        <w:spacing w:after="120" w:line="240" w:lineRule="auto"/>
-        <w:jc w:val="both"/>
-        <w:rPr>
-          <w:rFonts w:ascii="Times New Roman" w:eastAsia="Arial" w:hAnsi="Times New Roman"/>
-          <w:noProof/>
-          <w:color w:val="000000"/>
-        </w:rPr>
-      </w:pPr>
+      <w:r>
+        <w:rPr>
+          <w:noProof/>
+        </w:rPr>
+        <w:t xml:space="preserve"> </w:t>
+      </w:r>
       <w:r>
         <w:rPr>
           <w:rFonts w:ascii="Times New Roman" w:eastAsia="Arial" w:hAnsi="Times New Roman"/>
@@ -1160,151 +1152,23 @@
           <w:sz w:val="24"/>
           <w:szCs w:val="24"/>
         </w:rPr>
-        <w:pict w14:anchorId="38E0DBF1">
-          <v:rect id="_x0000_s2057" style="position:absolute;left:0;text-align:left;margin-left:256.1pt;margin-top:14.25pt;width:253.35pt;height:184.45pt;z-index:-3"/>
-        </w:pict>
-      </w:r>
-      <w:r>
-        <w:rPr>
-          <w:rFonts w:ascii="Times New Roman" w:eastAsia="Arial" w:hAnsi="Times New Roman"/>
-          <w:noProof/>
-          <w:color w:val="000000"/>
-          <w:sz w:val="24"/>
-          <w:szCs w:val="24"/>
-        </w:rPr>
-        <w:pict w14:anchorId="36726517">
-          <v:rect id="_x0000_s2056" style="position:absolute;left:0;text-align:left;margin-left:-2.25pt;margin-top:13.5pt;width:258.35pt;height:185.2pt;z-index:-4"/>
-        </w:pict>
-      </w:r>
-      <w:r>
-        <w:rPr>
-          <w:rFonts w:ascii="Times New Roman" w:eastAsia="Arial" w:hAnsi="Times New Roman"/>
-          <w:noProof/>
-          <w:color w:val="000000"/>
-          <w:sz w:val="24"/>
-          <w:szCs w:val="24"/>
-        </w:rPr>
-        <w:tab/>
-      </w:r>
-      <w:r>
-        <w:rPr>
-          <w:rFonts w:ascii="Times New Roman" w:eastAsia="Arial" w:hAnsi="Times New Roman"/>
-          <w:noProof/>
-          <w:color w:val="000000"/>
-          <w:sz w:val="24"/>
-          <w:szCs w:val="24"/>
-        </w:rPr>
-        <w:tab/>
-      </w:r>
-      <w:r>
-        <w:rPr>
-          <w:rFonts w:ascii="Times New Roman" w:eastAsia="Arial" w:hAnsi="Times New Roman"/>
-          <w:noProof/>
-          <w:color w:val="000000"/>
-          <w:sz w:val="24"/>
-          <w:szCs w:val="24"/>
-        </w:rPr>
-        <w:tab/>
-      </w:r>
-      <w:r>
-        <w:rPr>
-          <w:rFonts w:ascii="Times New Roman" w:eastAsia="Arial" w:hAnsi="Times New Roman"/>
-          <w:noProof/>
-          <w:color w:val="000000"/>
-        </w:rPr>
-        <w:t>Figure 3</w:t>
-      </w:r>
-      <w:r>
-        <w:rPr>
-          <w:rFonts w:ascii="Times New Roman" w:eastAsia="Arial" w:hAnsi="Times New Roman"/>
-          <w:noProof/>
-          <w:color w:val="000000"/>
-        </w:rPr>
-        <w:tab/>
-      </w:r>
-      <w:r>
-        <w:rPr>
-          <w:rFonts w:ascii="Times New Roman" w:eastAsia="Arial" w:hAnsi="Times New Roman"/>
-          <w:noProof/>
-          <w:color w:val="000000"/>
-        </w:rPr>
-        <w:tab/>
-      </w:r>
-      <w:r>
-        <w:rPr>
-          <w:rFonts w:ascii="Times New Roman" w:eastAsia="Arial" w:hAnsi="Times New Roman"/>
-          <w:noProof/>
-          <w:color w:val="000000"/>
-        </w:rPr>
-        <w:tab/>
-      </w:r>
-      <w:r>
-        <w:rPr>
-          <w:rFonts w:ascii="Times New Roman" w:eastAsia="Arial" w:hAnsi="Times New Roman"/>
-          <w:noProof/>
-          <w:color w:val="000000"/>
-        </w:rPr>
-        <w:tab/>
-      </w:r>
-      <w:r>
-        <w:rPr>
-          <w:rFonts w:ascii="Times New Roman" w:eastAsia="Arial" w:hAnsi="Times New Roman"/>
-          <w:noProof/>
-          <w:color w:val="000000"/>
-        </w:rPr>
-        <w:tab/>
-      </w:r>
-      <w:r>
-        <w:rPr>
-          <w:rFonts w:ascii="Times New Roman" w:eastAsia="Arial" w:hAnsi="Times New Roman"/>
-          <w:noProof/>
-          <w:color w:val="000000"/>
-        </w:rPr>
-        <w:tab/>
-      </w:r>
-      <w:r>
-        <w:rPr>
-          <w:rFonts w:ascii="Times New Roman" w:eastAsia="Arial" w:hAnsi="Times New Roman"/>
-          <w:noProof/>
-          <w:color w:val="000000"/>
-        </w:rPr>
-        <w:t xml:space="preserve">   </w:t>
-      </w:r>
-      <w:r>
-        <w:rPr>
-          <w:rFonts w:ascii="Times New Roman" w:eastAsia="Arial" w:hAnsi="Times New Roman"/>
-          <w:noProof/>
-          <w:color w:val="000000"/>
-        </w:rPr>
-        <w:t>Figure 4</w:t>
-      </w:r>
-    </w:p>
-    <w:p>
-      <w:pPr>
-        <w:spacing w:after="120" w:line="240" w:lineRule="auto"/>
-        <w:jc w:val="both"/>
-        <w:rPr>
-          <w:rFonts w:ascii="Times New Roman" w:eastAsia="Arial" w:hAnsi="Times New Roman"/>
-          <w:noProof/>
-          <w:color w:val="000000"/>
-          <w:sz w:val="24"/>
-          <w:szCs w:val="24"/>
-        </w:rPr>
-      </w:pPr>
-      <w:r>
-        <w:rPr>
-          <w:rFonts w:ascii="Times New Roman" w:eastAsia="Arial" w:hAnsi="Times New Roman"/>
-          <w:noProof/>
-          <w:color w:val="000000"/>
-          <w:sz w:val="24"/>
-          <w:szCs w:val="24"/>
-        </w:rPr>
-        <w:pict w14:anchorId="50091E2B">
-          <v:shape id="_x0000_i1058" type="#_x0000_t75" style="width:250.15pt;height:160.25pt;visibility:visible;mso-wrap-style:square">
+        <w:pict w14:anchorId="11358254">
+          <v:shape id="_x0000_i1028" type="#_x0000_t75" style="width:235.15pt;height:2in;visibility:visible;mso-wrap-style:square">
             <v:imagedata r:id="rId16" o:title=""/>
           </v:shape>
         </w:pict>
       </w:r>
+    </w:p>
+    <w:p>
+      <w:pPr>
+        <w:spacing w:after="120" w:line="240" w:lineRule="auto"/>
+        <w:jc w:val="both"/>
+        <w:rPr>
+          <w:rFonts w:ascii="Times New Roman" w:eastAsia="Arial" w:hAnsi="Times New Roman"/>
+          <w:noProof/>
+          <w:color w:val="000000"/>
+        </w:rPr>
+      </w:pPr>
       <w:r>
         <w:rPr>
           <w:rFonts w:ascii="Times New Roman" w:eastAsia="Arial" w:hAnsi="Times New Roman"/>
@@ -1313,13 +1177,9 @@
           <w:sz w:val="24"/>
           <w:szCs w:val="24"/>
         </w:rPr>
-        <w:t xml:space="preserve">   </w:t>
-      </w:r>
-      <w:r>
-        <w:rPr>
-          <w:noProof/>
-        </w:rPr>
-        <w:t xml:space="preserve"> </w:t>
+        <w:pict w14:anchorId="38E0DBF1">
+          <v:rect id="_x0000_s2057" style="position:absolute;left:0;text-align:left;margin-left:256.1pt;margin-top:14.25pt;width:253.35pt;height:184.45pt;z-index:-2"/>
+        </w:pict>
       </w:r>
       <w:r>
         <w:rPr>
@@ -1329,9 +1189,166 @@
           <w:sz w:val="24"/>
           <w:szCs w:val="24"/>
         </w:rPr>
+        <w:pict w14:anchorId="36726517">
+          <v:rect id="_x0000_s2056" style="position:absolute;left:0;text-align:left;margin-left:-2.25pt;margin-top:13.5pt;width:258.35pt;height:185.2pt;z-index:-3"/>
+        </w:pict>
+      </w:r>
+      <w:r>
+        <w:rPr>
+          <w:rFonts w:ascii="Times New Roman" w:eastAsia="Arial" w:hAnsi="Times New Roman"/>
+          <w:noProof/>
+          <w:color w:val="000000"/>
+          <w:sz w:val="24"/>
+          <w:szCs w:val="24"/>
+        </w:rPr>
+        <w:tab/>
+      </w:r>
+      <w:r>
+        <w:rPr>
+          <w:rFonts w:ascii="Times New Roman" w:eastAsia="Arial" w:hAnsi="Times New Roman"/>
+          <w:noProof/>
+          <w:color w:val="000000"/>
+          <w:sz w:val="24"/>
+          <w:szCs w:val="24"/>
+        </w:rPr>
+        <w:tab/>
+      </w:r>
+      <w:r>
+        <w:rPr>
+          <w:rFonts w:ascii="Times New Roman" w:eastAsia="Arial" w:hAnsi="Times New Roman"/>
+          <w:noProof/>
+          <w:color w:val="000000"/>
+          <w:sz w:val="24"/>
+          <w:szCs w:val="24"/>
+        </w:rPr>
+        <w:tab/>
+      </w:r>
+      <w:r>
+        <w:rPr>
+          <w:rFonts w:ascii="Times New Roman" w:eastAsia="Arial" w:hAnsi="Times New Roman"/>
+          <w:noProof/>
+          <w:color w:val="000000"/>
+        </w:rPr>
+        <w:t>Figure 3</w:t>
+      </w:r>
+      <w:r>
+        <w:rPr>
+          <w:rFonts w:ascii="Times New Roman" w:eastAsia="Arial" w:hAnsi="Times New Roman"/>
+          <w:noProof/>
+          <w:color w:val="000000"/>
+        </w:rPr>
+        <w:tab/>
+      </w:r>
+      <w:r>
+        <w:rPr>
+          <w:rFonts w:ascii="Times New Roman" w:eastAsia="Arial" w:hAnsi="Times New Roman"/>
+          <w:noProof/>
+          <w:color w:val="000000"/>
+        </w:rPr>
+        <w:tab/>
+      </w:r>
+      <w:r>
+        <w:rPr>
+          <w:rFonts w:ascii="Times New Roman" w:eastAsia="Arial" w:hAnsi="Times New Roman"/>
+          <w:noProof/>
+          <w:color w:val="000000"/>
+        </w:rPr>
+        <w:tab/>
+      </w:r>
+      <w:r>
+        <w:rPr>
+          <w:rFonts w:ascii="Times New Roman" w:eastAsia="Arial" w:hAnsi="Times New Roman"/>
+          <w:noProof/>
+          <w:color w:val="000000"/>
+        </w:rPr>
+        <w:tab/>
+      </w:r>
+      <w:r>
+        <w:rPr>
+          <w:rFonts w:ascii="Times New Roman" w:eastAsia="Arial" w:hAnsi="Times New Roman"/>
+          <w:noProof/>
+          <w:color w:val="000000"/>
+        </w:rPr>
+        <w:tab/>
+      </w:r>
+      <w:r>
+        <w:rPr>
+          <w:rFonts w:ascii="Times New Roman" w:eastAsia="Arial" w:hAnsi="Times New Roman"/>
+          <w:noProof/>
+          <w:color w:val="000000"/>
+        </w:rPr>
+        <w:tab/>
+      </w:r>
+      <w:r>
+        <w:rPr>
+          <w:rFonts w:ascii="Times New Roman" w:eastAsia="Arial" w:hAnsi="Times New Roman"/>
+          <w:noProof/>
+          <w:color w:val="000000"/>
+        </w:rPr>
+        <w:t xml:space="preserve">   </w:t>
+      </w:r>
+      <w:r>
+        <w:rPr>
+          <w:rFonts w:ascii="Times New Roman" w:eastAsia="Arial" w:hAnsi="Times New Roman"/>
+          <w:noProof/>
+          <w:color w:val="000000"/>
+        </w:rPr>
+        <w:t>Figure 4</w:t>
+      </w:r>
+    </w:p>
+    <w:p>
+      <w:pPr>
+        <w:spacing w:after="120" w:line="240" w:lineRule="auto"/>
+        <w:jc w:val="both"/>
+        <w:rPr>
+          <w:rFonts w:ascii="Times New Roman" w:eastAsia="Arial" w:hAnsi="Times New Roman"/>
+          <w:noProof/>
+          <w:color w:val="000000"/>
+          <w:sz w:val="24"/>
+          <w:szCs w:val="24"/>
+        </w:rPr>
+      </w:pPr>
+      <w:r>
+        <w:rPr>
+          <w:rFonts w:ascii="Times New Roman" w:eastAsia="Arial" w:hAnsi="Times New Roman"/>
+          <w:noProof/>
+          <w:color w:val="000000"/>
+          <w:sz w:val="24"/>
+          <w:szCs w:val="24"/>
+        </w:rPr>
+        <w:pict w14:anchorId="50091E2B">
+          <v:shape id="_x0000_i1029" type="#_x0000_t75" style="width:250.15pt;height:160.25pt;visibility:visible;mso-wrap-style:square">
+            <v:imagedata r:id="rId17" o:title=""/>
+          </v:shape>
+        </w:pict>
+      </w:r>
+      <w:r>
+        <w:rPr>
+          <w:rFonts w:ascii="Times New Roman" w:eastAsia="Arial" w:hAnsi="Times New Roman"/>
+          <w:noProof/>
+          <w:color w:val="000000"/>
+          <w:sz w:val="24"/>
+          <w:szCs w:val="24"/>
+        </w:rPr>
+        <w:t xml:space="preserve">   </w:t>
+      </w:r>
+      <w:r>
+        <w:rPr>
+          <w:noProof/>
+        </w:rPr>
+        <w:t xml:space="preserve"> </w:t>
+      </w:r>
+      <w:r>
+        <w:rPr>
+          <w:rFonts w:ascii="Times New Roman" w:eastAsia="Arial" w:hAnsi="Times New Roman"/>
+          <w:noProof/>
+          <w:color w:val="000000"/>
+          <w:sz w:val="24"/>
+          <w:szCs w:val="24"/>
+        </w:rPr>
         <w:pict w14:anchorId="72D37E2C">
-          <v:shape id="_x0000_i1060" type="#_x0000_t75" style="width:232.25pt;height:158.15pt;visibility:visible;mso-wrap-style:square">
-            <v:imagedata r:id="rId17" o:title=""/>
+          <v:shape id="_x0000_i1030" type="#_x0000_t75" style="width:232.25pt;height:158.15pt;visibility:visible;mso-wrap-style:square">
+            <v:imagedata r:id="rId18" o:title=""/>
           </v:shape>
         </w:pict>
       </w:r>
@@ -1496,7 +1513,7 @@
             <v:stroke joinstyle="miter"/>
             <v:path gradientshapeok="t" o:connecttype="rect"/>
           </v:shapetype>
-          <v:shape id="_x0000_s2058" type="#_x0000_t202" style="position:absolute;left:0;text-align:left;margin-left:253.7pt;margin-top:76.9pt;width:54.25pt;height:22.7pt;z-index:7" strokecolor="white">
+          <v:shape id="_x0000_s2058" type="#_x0000_t202" style="position:absolute;left:0;text-align:left;margin-left:253.7pt;margin-top:76.9pt;width:54.25pt;height:22.7pt;z-index:1" strokecolor="white">
             <v:textbox style="mso-next-textbox:#_x0000_s2058">
               <w:txbxContent>
                 <w:p>
@@ -1529,15 +1546,15 @@
           <w:szCs w:val="24"/>
         </w:rPr>
         <w:pict w14:anchorId="37EE2B20">
-          <v:shape id="_x0000_i1161" type="#_x0000_t75" style="width:249.7pt;height:180.6pt;visibility:visible;mso-wrap-style:square">
-            <v:imagedata r:id="rId18" o:title=""/>
+          <v:shape id="_x0000_i1031" type="#_x0000_t75" style="width:249.7pt;height:180.6pt;visibility:visible;mso-wrap-style:square">
+            <v:imagedata r:id="rId19" o:title=""/>
           </v:shape>
         </w:pict>
       </w:r>
     </w:p>
     <w:sectPr>
-      <w:headerReference w:type="default" r:id="rId19"/>
-      <w:footerReference w:type="default" r:id="rId20"/>
+      <w:headerReference w:type="default" r:id="rId20"/>
+      <w:footerReference w:type="default" r:id="rId21"/>
       <w:type w:val="continuous"/>
       <w:pgSz w:w="11906" w:h="16838" w:code="9"/>
       <w:pgMar w:top="1152" w:right="1008" w:bottom="1152" w:left="1008" w:header="720" w:footer="720" w:gutter="0"/>
@@ -4284,6 +4301,7 @@
   <w:style w:type="character" w:default="1" w:styleId="DefaultParagraphFont">
     <w:name w:val="Default Paragraph Font"/>
     <w:uiPriority w:val="1"/>
+    <w:semiHidden/>
     <w:unhideWhenUsed/>
   </w:style>
   <w:style w:type="table" w:default="1" w:styleId="TableNormal">
@@ -4958,6 +4976,15 @@
 </file>
 
 <file path=customXml/item1.xml><?xml version="1.0" encoding="utf-8"?>
+<?mso-contentType ?>
+<FormTemplates xmlns="http://schemas.microsoft.com/sharepoint/v3/contenttype/forms">
+  <Display>DocumentLibraryForm</Display>
+  <Edit>DocumentLibraryForm</Edit>
+  <New>DocumentLibraryForm</New>
+</FormTemplates>
+</file>
+
+<file path=customXml/item2.xml><?xml version="1.0" encoding="utf-8"?>
 <p:properties xmlns:p="http://schemas.microsoft.com/office/2006/metadata/properties" xmlns:xsi="http://www.w3.org/2001/XMLSchema-instance" xmlns:pc="http://schemas.microsoft.com/office/infopath/2007/PartnerControls">
   <documentManagement>
     <Category xmlns="b7ae0af0-6cae-4111-a0a8-45e12e6f0c83" xsi:nil="true"/>
@@ -4966,20 +4993,7 @@
 </p:properties>
 </file>
 
-<file path=customXml/item2.xml><?xml version="1.0" encoding="utf-8"?>
-<?mso-contentType ?>
-<FormTemplates xmlns="http://schemas.microsoft.com/sharepoint/v3/contenttype/forms">
-  <Display>DocumentLibraryForm</Display>
-  <Edit>DocumentLibraryForm</Edit>
-  <New>DocumentLibraryForm</New>
-</FormTemplates>
-</file>
-
 <file path=customXml/item3.xml><?xml version="1.0" encoding="utf-8"?>
-<LongProperties xmlns="http://schemas.microsoft.com/office/2006/metadata/longProperties"/>
-</file>
-
-<file path=customXml/item4.xml><?xml version="1.0" encoding="utf-8"?>
 <ct:contentTypeSchema xmlns:ct="http://schemas.microsoft.com/office/2006/metadata/contentType" xmlns:ma="http://schemas.microsoft.com/office/2006/metadata/properties/metaAttributes" ct:_="" ma:_="" ma:contentTypeName="Document" ma:contentTypeID="0x0101005A59F13E17E1E14EB97A329CB830021E" ma:contentTypeVersion="7" ma:contentTypeDescription="Create a new document." ma:contentTypeScope="" ma:versionID="4e27236502de350c392b4c461c09169e">
   <xsd:schema xmlns:xsd="http://www.w3.org/2001/XMLSchema" xmlns:xs="http://www.w3.org/2001/XMLSchema" xmlns:p="http://schemas.microsoft.com/office/2006/metadata/properties" xmlns:ns2="b7ae0af0-6cae-4111-a0a8-45e12e6f0c83" targetNamespace="http://schemas.microsoft.com/office/2006/metadata/properties" ma:root="true" ma:fieldsID="d73155f36d72ed9c6d79b4dbe909ba66" ns2:_="">
     <xsd:import namespace="b7ae0af0-6cae-4111-a0a8-45e12e6f0c83"/>
@@ -5115,7 +5129,19 @@
 </ct:contentTypeSchema>
 </file>
 
+<file path=customXml/item4.xml><?xml version="1.0" encoding="utf-8"?>
+<LongProperties xmlns="http://schemas.microsoft.com/office/2006/metadata/longProperties"/>
+</file>
+
 <file path=customXml/itemProps1.xml><?xml version="1.0" encoding="utf-8"?>
+<ds:datastoreItem xmlns:ds="http://schemas.openxmlformats.org/officeDocument/2006/customXml" ds:itemID="{1C564A5F-F693-4D70-AF4E-E1A573B24C91}">
+  <ds:schemaRefs>
+    <ds:schemaRef ds:uri="http://schemas.microsoft.com/sharepoint/v3/contenttype/forms"/>
+  </ds:schemaRefs>
+</ds:datastoreItem>
+</file>
+
+<file path=customXml/itemProps2.xml><?xml version="1.0" encoding="utf-8"?>
 <ds:datastoreItem xmlns:ds="http://schemas.openxmlformats.org/officeDocument/2006/customXml" ds:itemID="{E8598430-CA74-49E7-9E82-626F6E8B4EC8}">
   <ds:schemaRefs>
     <ds:schemaRef ds:uri="http://schemas.microsoft.com/office/2006/metadata/properties"/>
@@ -5125,23 +5151,7 @@
 </ds:datastoreItem>
 </file>
 
-<file path=customXml/itemProps2.xml><?xml version="1.0" encoding="utf-8"?>
-<ds:datastoreItem xmlns:ds="http://schemas.openxmlformats.org/officeDocument/2006/customXml" ds:itemID="{1C564A5F-F693-4D70-AF4E-E1A573B24C91}">
-  <ds:schemaRefs>
-    <ds:schemaRef ds:uri="http://schemas.microsoft.com/sharepoint/v3/contenttype/forms"/>
-  </ds:schemaRefs>
-</ds:datastoreItem>
-</file>
-
 <file path=customXml/itemProps3.xml><?xml version="1.0" encoding="utf-8"?>
-<ds:datastoreItem xmlns:ds="http://schemas.openxmlformats.org/officeDocument/2006/customXml" ds:itemID="{F965C127-FDD5-40FB-8A81-AD96EBCC3B92}">
-  <ds:schemaRefs>
-    <ds:schemaRef ds:uri="http://schemas.microsoft.com/office/2006/metadata/longProperties"/>
-  </ds:schemaRefs>
-</ds:datastoreItem>
-</file>
-
-<file path=customXml/itemProps4.xml><?xml version="1.0" encoding="utf-8"?>
 <ds:datastoreItem xmlns:ds="http://schemas.openxmlformats.org/officeDocument/2006/customXml" ds:itemID="{EDBA0426-6AF0-4AFB-A77E-5BA446872810}">
   <ds:schemaRefs>
     <ds:schemaRef ds:uri="http://schemas.microsoft.com/office/2006/metadata/contentType"/>
@@ -5157,4 +5167,12 @@
     <ds:schemaRef ds:uri="http://schemas.microsoft.com/internal/obd"/>
   </ds:schemaRefs>
 </ds:datastoreItem>
+</file>
+
+<file path=customXml/itemProps4.xml><?xml version="1.0" encoding="utf-8"?>
+<ds:datastoreItem xmlns:ds="http://schemas.openxmlformats.org/officeDocument/2006/customXml" ds:itemID="{F965C127-FDD5-40FB-8A81-AD96EBCC3B92}">
+  <ds:schemaRefs>
+    <ds:schemaRef ds:uri="http://schemas.microsoft.com/office/2006/metadata/longProperties"/>
+  </ds:schemaRefs>
+</ds:datastoreItem>
 </file>